--- a/semana04/Tarea_Semana04/Plantilla Entrega.docx
+++ b/semana04/Tarea_Semana04/Plantilla Entrega.docx
@@ -307,7 +307,16 @@
                 <w:color w:val="666666"/>
                 <w:sz w:val="21"/>
               </w:rPr>
-              <w:t>13/10/2026</w:t>
+              <w:t>20</w:t>
+            </w:r>
+            <w:r>
+              <w:rPr>
+                <w:rFonts w:ascii="Arial" w:eastAsia="Arial" w:hAnsi="Arial" w:cs="Arial"/>
+                <w:i/>
+                <w:color w:val="666666"/>
+                <w:sz w:val="21"/>
+              </w:rPr>
+              <w:t>/10/2026</w:t>
             </w:r>
             <w:r>
               <w:rPr>
@@ -415,35 +424,44 @@
     </w:p>
     <w:p>
       <w:pPr>
-        <w:pBdr>
-          <w:top w:val="single" w:sz="10" w:space="0" w:color="004F59"/>
-          <w:left w:val="single" w:sz="10" w:space="0" w:color="004F59"/>
-          <w:bottom w:val="single" w:sz="10" w:space="0" w:color="004F59"/>
-          <w:right w:val="single" w:sz="10" w:space="0" w:color="004F59"/>
-        </w:pBdr>
-        <w:spacing w:after="242"/>
-        <w:ind w:left="110"/>
-        <w:jc w:val="center"/>
-      </w:pPr>
-      <w:r>
-        <w:rPr>
-          <w:rFonts w:ascii="Arial" w:eastAsia="Arial" w:hAnsi="Arial" w:cs="Arial"/>
-          <w:sz w:val="21"/>
-        </w:rPr>
-        <w:t xml:space="preserve">https://colab.research.google.com/drive/18SBkNJw6IfBxKby0KfNsk-9gPwI06wCn?usp=sharing </w:t>
-      </w:r>
-    </w:p>
-    <w:p>
-      <w:pPr>
         <w:spacing w:after="212"/>
       </w:pPr>
-      <w:r>
-        <w:rPr>
-          <w:rFonts w:ascii="Arial" w:eastAsia="Arial" w:hAnsi="Arial" w:cs="Arial"/>
-          <w:sz w:val="21"/>
-        </w:rPr>
-        <w:t xml:space="preserve"> </w:t>
-      </w:r>
+      <w:hyperlink r:id="rId4" w:history="1">
+        <w:r>
+          <w:rPr>
+            <w:rStyle w:val="Hipervnculo"/>
+          </w:rPr>
+          <w:t xml:space="preserve">semana-05/adivina_numero.py at </w:t>
+        </w:r>
+        <w:proofErr w:type="spellStart"/>
+        <w:r>
+          <w:rPr>
+            <w:rStyle w:val="Hipervnculo"/>
+          </w:rPr>
+          <w:t>main</w:t>
+        </w:r>
+        <w:proofErr w:type="spellEnd"/>
+        <w:r>
+          <w:rPr>
+            <w:rStyle w:val="Hipervnculo"/>
+          </w:rPr>
+          <w:t xml:space="preserve"> · </w:t>
+        </w:r>
+        <w:proofErr w:type="spellStart"/>
+        <w:r>
+          <w:rPr>
+            <w:rStyle w:val="Hipervnculo"/>
+          </w:rPr>
+          <w:t>GadielFernandez</w:t>
+        </w:r>
+        <w:proofErr w:type="spellEnd"/>
+        <w:r>
+          <w:rPr>
+            <w:rStyle w:val="Hipervnculo"/>
+          </w:rPr>
+          <w:t>/semana-05</w:t>
+        </w:r>
+      </w:hyperlink>
     </w:p>
     <w:p>
       <w:pPr>
@@ -505,7 +523,7 @@
                     <pic:cNvPicPr/>
                   </pic:nvPicPr>
                   <pic:blipFill>
-                    <a:blip r:embed="rId4">
+                    <a:blip r:embed="rId5">
                       <a:extLst>
                         <a:ext uri="{28A0092B-C50C-407E-A947-70E740481C1C}">
                           <a14:useLocalDpi xmlns:a14="http://schemas.microsoft.com/office/drawing/2010/main" val="0"/>
@@ -555,7 +573,7 @@
                     <pic:cNvPicPr/>
                   </pic:nvPicPr>
                   <pic:blipFill>
-                    <a:blip r:embed="rId5"/>
+                    <a:blip r:embed="rId6"/>
                     <a:stretch>
                       <a:fillRect/>
                     </a:stretch>
@@ -1234,7 +1252,6 @@
   <w:style w:type="character" w:default="1" w:styleId="Fuentedeprrafopredeter">
     <w:name w:val="Default Paragraph Font"/>
     <w:uiPriority w:val="1"/>
-    <w:semiHidden/>
     <w:unhideWhenUsed/>
   </w:style>
   <w:style w:type="table" w:default="1" w:styleId="Tablanormal">
@@ -1271,6 +1288,29 @@
         <w:right w:w="0" w:type="dxa"/>
       </w:tblCellMar>
     </w:tblPr>
+  </w:style>
+  <w:style w:type="character" w:styleId="Hipervnculo">
+    <w:name w:val="Hyperlink"/>
+    <w:basedOn w:val="Fuentedeprrafopredeter"/>
+    <w:uiPriority w:val="99"/>
+    <w:unhideWhenUsed/>
+    <w:rsid w:val="00D2458C"/>
+    <w:rPr>
+      <w:color w:val="467886" w:themeColor="hyperlink"/>
+      <w:u w:val="single"/>
+    </w:rPr>
+  </w:style>
+  <w:style w:type="character" w:styleId="Mencinsinresolver">
+    <w:name w:val="Unresolved Mention"/>
+    <w:basedOn w:val="Fuentedeprrafopredeter"/>
+    <w:uiPriority w:val="99"/>
+    <w:semiHidden/>
+    <w:unhideWhenUsed/>
+    <w:rsid w:val="00D2458C"/>
+    <w:rPr>
+      <w:color w:val="605E5C"/>
+      <w:shd w:val="clear" w:color="auto" w:fill="E1DFDD"/>
+    </w:rPr>
   </w:style>
 </w:styles>
 </file>
